--- a/articles/Week4_Spreads.docx
+++ b/articles/Week4_Spreads.docx
@@ -428,30 +428,30 @@
                 <w:sz w:val="19"/>
                 <w:szCs w:val="19"/>
               </w:rPr>
-              <w:t xml:space="preserve">Utah State offense</w:t>
-            </w:r>
-          </w:p>
-        </w:tc>
-        <w:tc>
-          <w:tcPr>
-            <w:tcW w:type="dxa" w:w="6250"/>
-            <w:shd w:fill="FFFFFF" w:val="clear"/>
-            <w:tcMar>
-              <w:top w:type="dxa" w:w="60"/>
-              <w:left w:type="dxa" w:w="120"/>
-              <w:bottom w:type="dxa" w:w="60"/>
-              <w:right w:type="dxa" w:w="120"/>
-            </w:tcMar>
-          </w:tcPr>
-          <w:p>
-            <w:r>
-              <w:rPr>
-                <w:b/>
-                <w:bCs/>
-                <w:sz w:val="19"/>
-                <w:szCs w:val="19"/>
-              </w:rPr>
-              <w:t xml:space="preserve">131st Success Rate, 136th Finishing Drives</w:t>
+              <w:t xml:space="preserve">Utah State scoring</w:t>
+            </w:r>
+          </w:p>
+        </w:tc>
+        <w:tc>
+          <w:tcPr>
+            <w:tcW w:type="dxa" w:w="6250"/>
+            <w:shd w:fill="FFFFFF" w:val="clear"/>
+            <w:tcMar>
+              <w:top w:type="dxa" w:w="60"/>
+              <w:left w:type="dxa" w:w="120"/>
+              <w:bottom w:type="dxa" w:w="60"/>
+              <w:right w:type="dxa" w:w="120"/>
+            </w:tcMar>
+          </w:tcPr>
+          <w:p>
+            <w:r>
+              <w:rPr>
+                <w:b/>
+                <w:bCs/>
+                <w:sz w:val="19"/>
+                <w:szCs w:val="19"/>
+              </w:rPr>
+              <w:t xml:space="preserve">10.3 points a game, 31 in three</w:t>
             </w:r>
           </w:p>
         </w:tc>
@@ -475,7 +475,7 @@
         <w:spacing w:after="160" w:line="276"/>
       </w:pPr>
       <w:r>
-        <w:t xml:space="preserve">Utah State is 0-3 and has been outscored by 15.7 a game. The offense is the reason: 131st in Success Rate, 136th in Finishing Drives, and a 37.4 passing grade against a 55.1 offense grade, with 31 points scored across two graded games. Neither their record nor their scoring argues with the rating, which is what separates this from the week 3 fades that lost.</w:t>
+        <w:t xml:space="preserve">Utah State has scored 31 points in three games and been outscored by 15.7 a game. The passing grade is 35.3 against a 52.1 offense grade, and the offense ranks 131st in Success Rate and 136th in Finishing Drives. A team averaging 10.3 points laying three at home is the whole position; neither their record nor their scoring argues with the rating, which is what separates this from the week 3 fades that lost.</w:t>
       </w:r>
     </w:p>
     <w:p>
@@ -483,7 +483,7 @@
         <w:spacing w:after="160" w:line="276"/>
       </w:pPr>
       <w:r>
-        <w:t xml:space="preserve">Troy is 2-1 with a +3.3 margin and an 80.6 passing grade, 76.7 running. Their offense ranks 10th in Explosiveness; it ranks 122nd in Success Rate, so the scoring arrives in chunks rather than drives. Against a defense ranked tied 77th in Success Rate that is the workable half of the profile.</w:t>
+        <w:t xml:space="preserve">Troy is not good either, and the number does not need them to be. They are 2-1 at 25.0 points a game with a 59.2 passing grade, a 45.3 pass block grade and a 48.3 run block grade. What they have is a run game grading 77.5 and an offense ranked 10th in Explosiveness against a Utah State defense ranked tied 77th in Success Rate.</w:t>
       </w:r>
     </w:p>
     <w:p>
@@ -491,7 +491,7 @@
         <w:spacing w:after="160" w:line="276"/>
       </w:pPr>
       <w:r>
-        <w:t xml:space="preserve">The counterweight is Utah State's run defense, 88.9 rdef on an 81.2 tackling grade, the one unit on their roster grading above average. Troy's 53.2 run block grade is the matchup that could hold this to a field goal game. Taking the points rather than the side is the reason the number is +3.0 and not -3.0.</w:t>
+        <w:t xml:space="preserve">The counterweight has weakened with this week's grade refresh. Utah State's run defense was the one unit on their roster grading above average and it has come back from 88.9 to 81.4, with tackling down from 81.2 to 72.7. Taking the points rather than the side is still the reason the number is +3.0 and not -3.0.</w:t>
       </w:r>
     </w:p>
     <w:p>
@@ -892,7 +892,7 @@
                 <w:sz w:val="19"/>
                 <w:szCs w:val="19"/>
               </w:rPr>
-              <w:t xml:space="preserve">3-0, +35.0 MOV, 72 points for and 9 against</w:t>
+              <w:t xml:space="preserve">3-0, +35.0 MOV, 42.3 points a game and 7.3 against</w:t>
             </w:r>
           </w:p>
         </w:tc>
@@ -940,7 +940,7 @@
                 <w:sz w:val="19"/>
                 <w:szCs w:val="19"/>
               </w:rPr>
-              <w:t xml:space="preserve">8th Success Rate, 2nd Field Position, 91.1 coverage</w:t>
+              <w:t xml:space="preserve">8th Success Rate, 2nd Field Position, 92.5 coverage</w:t>
             </w:r>
           </w:p>
         </w:tc>
@@ -988,7 +988,7 @@
                 <w:sz w:val="19"/>
                 <w:szCs w:val="19"/>
               </w:rPr>
-              <w:t xml:space="preserve">53.2 pass block grade</w:t>
+              <w:t xml:space="preserve">56.2 pass block grade</w:t>
             </w:r>
           </w:p>
         </w:tc>
@@ -1012,7 +1012,7 @@
         <w:spacing w:after="160" w:line="276"/>
       </w:pPr>
       <w:r>
-        <w:t xml:space="preserve">Penn State has allowed 9 points in two graded games. The defense ranks 8th in Success Rate, 11th in Explosiveness allowed and 2nd in Field Position, on a 91.1 coverage grade and an 85.1 defensive grade. The offense is not a passenger either: 91.1 passing, 83.4 offense, 82.3 receiving, and 72 points scored.</w:t>
+        <w:t xml:space="preserve">Penn State has allowed 22 points in three games, 7.3 a game. The defense ranks 8th in Success Rate, 11th in Explosiveness allowed and tied 5th in Field Position, on a 92.5 coverage grade and a 91.4 defensive grade. The offense is not a passenger either: 90.7 passing, 87.2 offense, 85.3 receiving, and 42.3 points a game.</w:t>
       </w:r>
     </w:p>
     <w:p>
@@ -1020,7 +1020,7 @@
         <w:spacing w:after="160" w:line="276"/>
       </w:pPr>
       <w:r>
-        <w:t xml:space="preserve">Wisconsin is 2-1 with a +14.3 margin and a 5th-ranked Net Rating, so this is not a bad team. The specific problem is the line of scrimmage: a 53.2 pass block grade against a 57.1 passing grade, and an offense that ranks tied 118th in Finishing Drives. Penn State's pass rush grades only 62.4, their weakest defensive number, which is the one lever Wisconsin has.</w:t>
+        <w:t xml:space="preserve">Wisconsin is 2-1 with a +14.3 margin and a 5th-ranked Net Rating, so this is not a bad team. The specific problem is the line of scrimmage: a 56.2 pass block grade against a 60.0 passing grade, and an offense that ranks tied 118th in Finishing Drives. Penn State's pass rush grades 66.9, their weakest defensive number, which is the one lever Wisconsin has.</w:t>
       </w:r>
     </w:p>
     <w:p>
@@ -1549,7 +1549,7 @@
         <w:spacing w:after="160" w:line="276"/>
       </w:pPr>
       <w:r>
-        <w:t xml:space="preserve">Both teams are 1-2, and the margins are not close. Georgia Tech is plus 3.7 a game, Stanford minus 19.0, with 43 points scored and 72 allowed across two graded games. Stanford's defense ranks 121st in Success Rate, 137th in Finishing Drives and 128th in Havoc; the offense ranks 116th, 121st and 135th in Success Rate, Finishing Drives and Field Position.</w:t>
+        <w:t xml:space="preserve">Both teams are 1-2, and the margins are not close. Georgia Tech is plus 3.7 a game at 27.0 points scored and 23.3 allowed; Stanford is minus 19.0 at 16.7 and 35.7. Stanford's defense ranks 121st in Success Rate, 137th in Finishing Drives and 128th in Havoc on a 52.6 tackling grade; the offense ranks 116th, 121st and 135th in Success Rate, Finishing Drives and Field Position.</w:t>
       </w:r>
     </w:p>
     <w:p>
@@ -1557,7 +1557,7 @@
         <w:spacing w:after="160" w:line="276"/>
       </w:pPr>
       <w:r>
-        <w:t xml:space="preserve">Georgia Tech's own profile is uneven. The passing grade is 69.3 and the run grade 76.7, but both lines grade badly: 42.4 pass block and 44.5 run block. Against a defense generating almost no havoc that is less costly than it would be anywhere else.</w:t>
+        <w:t xml:space="preserve">Georgia Tech's own profile is uneven. The passing grade is 73.3 and the run grade 74.9, but both lines grade badly: 43.2 pass block and 52.6 run block. Against a defense generating almost no havoc that is less costly than it would be anywhere else, and Stanford's own pass protection grades 43.5.</w:t>
       </w:r>
     </w:p>
     <w:p>
@@ -2062,7 +2062,7 @@
                 <w:sz w:val="19"/>
                 <w:szCs w:val="19"/>
               </w:rPr>
-              <w:t xml:space="preserve">1st Success Rate, tied 5th Field Position, 13 points allowed</w:t>
+              <w:t xml:space="preserve">1st Success Rate, tied 5th Field Position, 4.3 points a game allowed</w:t>
             </w:r>
           </w:p>
         </w:tc>
@@ -2086,7 +2086,7 @@
         <w:spacing w:after="160" w:line="276"/>
       </w:pPr>
       <w:r>
-        <w:t xml:space="preserve">Iowa's defense ranks 1st nationally in Success Rate, 12th in Explosiveness allowed and tied 5th in Field Position, on a 91.6 run defense grade and a 90.3 defensive grade. They have allowed 13 points in two graded games and are winning by 32.7. Michigan is also 3-0 but by 14.3, with 30 points scored across the same two games.</w:t>
+        <w:t xml:space="preserve">Iowa's defense ranks 1st nationally in Success Rate, 12th in Explosiveness allowed and tied 5th in Field Position, on a 93.2 run defense grade and a 92.4 defensive grade. They have allowed 13 points in three games, 4.3 a game, and are winning by 32.7. Michigan is also 3-0 but by 14.3, at 27.3 points a game.</w:t>
       </w:r>
     </w:p>
     <w:p>
@@ -2094,7 +2094,7 @@
         <w:spacing w:after="160" w:line="276"/>
       </w:pPr>
       <w:r>
-        <w:t xml:space="preserve">Michigan's offense is the side of this the model is pricing: 85th in Success Rate, 78th in Explosiveness, 113th in Field Position, on a 45.0 passing grade. Their own defense is real, 20th in Success Rate and 9th in Finishing Drives on an 85.1 pass rush grade, which is the argument for a low number rather than for laying points.</w:t>
+        <w:t xml:space="preserve">Michigan's offense is the side of this the model is pricing: 85th in Success Rate, 78th in Explosiveness, 113th in Field Position, on a 57.3 passing grade. Their own defense is real, 20th in Success Rate and 9th in Finishing Drives on an 87.4 pass rush grade, which is the argument for a low number rather than for laying points.</w:t>
       </w:r>
     </w:p>
     <w:p>
@@ -2551,7 +2551,7 @@
                 <w:sz w:val="19"/>
                 <w:szCs w:val="19"/>
               </w:rPr>
-              <w:t xml:space="preserve">3-0, +34.7 MOV, 105 points in two graded games</w:t>
+              <w:t xml:space="preserve">3-0, +34.7 MOV, 46.3 points a game</w:t>
             </w:r>
           </w:p>
         </w:tc>
@@ -2599,7 +2599,7 @@
                 <w:sz w:val="19"/>
                 <w:szCs w:val="19"/>
               </w:rPr>
-              <w:t xml:space="preserve">5th Explosiveness, 6th Finishing Drives, 90.7 run grade</w:t>
+              <w:t xml:space="preserve">5th Explosiveness, 6th Finishing Drives, 92.3 run grade</w:t>
             </w:r>
           </w:p>
         </w:tc>
@@ -2623,7 +2623,7 @@
         <w:spacing w:after="160" w:line="276"/>
       </w:pPr>
       <w:r>
-        <w:t xml:space="preserve">Nebraska is 3-0 by 34.7 a game with 105 points scored across two graded games. The offense ranks 5th in Explosiveness, 6th in Finishing Drives and 21st in Success Rate, on an 86.7 offense grade, 90.7 running and 85.9 passing. Their Net Rating is 4th nationally.</w:t>
+        <w:t xml:space="preserve">Nebraska is 3-0 by 34.7 a game at 46.3 points scored and 11.7 allowed. The offense ranks 5th in Explosiveness, 6th in Finishing Drives and 21st in Success Rate, on an 88.0 offense grade, 92.3 running and 85.7 passing. Their Net Rating is 4th nationally.</w:t>
       </w:r>
     </w:p>
     <w:p>
@@ -2631,7 +2631,7 @@
         <w:spacing w:after="160" w:line="276"/>
       </w:pPr>
       <w:r>
-        <w:t xml:space="preserve">Michigan State is 2-1 by 7.0 and has the record to defend, 2-0-1 ATS and covering by 7.3 a game. The rating disagrees with the schedule that produced it: the defense ranks 90th in Success Rate and the offense 77th, 108th and 99th in Success Rate, Explosiveness and Finishing Drives despite an 87.1 passing grade.</w:t>
+        <w:t xml:space="preserve">Michigan State is 2-1 by 7.0 and has the record to defend, 2-0-1 ATS and covering by 7.3 a game. The rating disagrees with the schedule that produced it: the defense ranks 90th in Success Rate and the offense 77th, 108th and 99th in Success Rate, Explosiveness and Finishing Drives despite a 79.9 passing grade.</w:t>
       </w:r>
     </w:p>
     <w:p>

--- a/articles/Week4_Spreads.docx
+++ b/articles/Week4_Spreads.docx
@@ -23,7 +23,7 @@
           <w:sz w:val="21"/>
           <w:szCs w:val="21"/>
         </w:rPr>
-        <w:t xml:space="preserve">Week 4 · September 25-27, 2026</w:t>
+        <w:t xml:space="preserve">Week 4 · Saturday September 26, 2026</w:t>
       </w:r>
     </w:p>
     <w:p>
@@ -31,7 +31,7 @@
         <w:spacing w:after="160" w:line="276"/>
       </w:pPr>
       <w:r>
-        <w:t xml:space="preserve">Every figure here is checked against the underlying data: 39 PFF grade claims and 65 Five Factors rank claims were verified against team_pff_grades_2026.csv and the built board before this was written, and each player's role, carry or target share and 2026 production against the PFF season file.</w:t>
+        <w:t xml:space="preserve">Every figure here is checked against the underlying data before it is written: grade, rank and per-game scoring claims are re-derived from team_pff_grades_2026.csv and the built board, and each player's role, carry or target share and production from the 2026 PFF season files. Kickoffs verified: all picks are Saturday in Eastern time, including the two that read Sunday in UTC.</w:t>
       </w:r>
     </w:p>
     <w:p>
@@ -55,7 +55,7 @@
         <w:spacing w:after="160" w:line="276"/>
       </w:pPr>
       <w:r>
-        <w:t xml:space="preserve">Two changes to how these were picked. First, the slate has a level: across the 49 rated games the model sits 1.57 points more toward the home favorite than the book does, so each gap is quoted both raw and after that level is removed. Second, the pattern in the losses is now explicit. Seven of the ten spread picks so far have lost, and four of those seven were the same shape: laying a price against a team whose ATS record was running ahead of its rating. Georgia State beat that fade twice and Middle Tennessee once. Jacksonville State -7.0 was the largest de-meaned gap on this board and is not here, because it is a fade of a 3-0 ATS Middle Tennessee. Northern Illinois +10.5 is not here for the same reason.</w:t>
+        <w:t xml:space="preserve">Two things shape the selection. First, the slate has a level: across the 49 rated games the model sits 1.57 points more toward the home favorite than the book does, so each gap is quoted both raw and after that level is removed. Second, the pattern in the losses is explicit. Seven of the ten spread picks so far have lost, and four of those seven were the same shape: laying a price against a team whose ATS record was running ahead of its rating. Georgia State beat that fade twice and Middle Tennessee once. Jacksonville State -7.0 was the largest de-meaned gap on this board and is not here, because it is a fade of a 3-0 ATS Middle Tennessee. Northern Illinois +10.5 is not here for the same reason.</w:t>
       </w:r>
     </w:p>
     <w:p>
@@ -63,7 +63,7 @@
         <w:spacing w:after="160" w:line="276"/>
       </w:pPr>
       <w:r>
-        <w:t xml:space="preserve">Unlike the totals, line size and team quality filter nothing here: the correlation between average team rank and the size of the de-meaned gap is +0.15.</w:t>
+        <w:t xml:space="preserve">All five were cross-checked against a second measure built only from each team’s own 2026 point differential plus home field, independent of SP+. All five agree with the model on direction, which is not true of the totals board.</w:t>
       </w:r>
     </w:p>
     <w:p>
@@ -71,7 +71,7 @@
         <w:spacing w:after="160" w:line="276"/>
       </w:pPr>
       <w:r>
-        <w:t xml:space="preserve">Ratings and the Five Factors come from the 2026 workbook (SP+, TAN, team totals, and the CFBData26 season-to-date ranks, out of 138 teams). Player lines are 2026 PFF season to date. Records, ATS and over/under are TeamRankings, 2026 to date, refreshed this week for all three pages. The PFF team grade file is two graded games deep while the records are three or four, so points for and against are labelled as two-game figures wherever they appear.</w:t>
+        <w:t xml:space="preserve">Ratings and the Five Factors come from the 2026 workbook (SP+, TAN, team totals, and the CFBData26 season-to-date ranks, out of 138 teams). Player lines are 2026 PFF season to date. Records, ATS and over/under are TeamRankings, 2026 to date. The PFF team grade file was refreshed this week and now covers the same three games as the records, so points for and against are quoted per game.</w:t>
       </w:r>
     </w:p>
     <w:p>
